--- a/labs/lab7/lab7.docx
+++ b/labs/lab7/lab7.docx
@@ -1810,7 +1810,7 @@
         <w:adjustRightInd/>
         <w:snapToGrid/>
         <w:spacing w:line="360" w:lineRule="auto"/>
-        <w:ind w:firstLine="964" w:firstLineChars="400"/>
+        <w:ind w:firstLine="709"/>
         <w:jc w:val="both"/>
         <w:textAlignment w:val="auto"/>
         <w:rPr>
@@ -2084,7 +2084,7 @@
         <w:adjustRightInd/>
         <w:snapToGrid/>
         <w:spacing w:line="360" w:lineRule="auto"/>
-        <w:ind w:firstLine="960" w:firstLineChars="400"/>
+        <w:ind w:firstLine="709"/>
         <w:jc w:val="both"/>
         <w:textAlignment w:val="auto"/>
         <w:rPr>
@@ -2169,7 +2169,7 @@
         <w:adjustRightInd/>
         <w:snapToGrid/>
         <w:spacing w:line="360" w:lineRule="auto"/>
-        <w:ind w:firstLine="964" w:firstLineChars="400"/>
+        <w:ind w:firstLine="709"/>
         <w:jc w:val="both"/>
         <w:textAlignment w:val="auto"/>
         <w:rPr>
@@ -2452,7 +2452,7 @@
         <w:adjustRightInd/>
         <w:snapToGrid/>
         <w:spacing w:line="360" w:lineRule="auto"/>
-        <w:ind w:firstLine="960" w:firstLineChars="400"/>
+        <w:ind w:firstLine="709"/>
         <w:jc w:val="both"/>
         <w:textAlignment w:val="auto"/>
         <w:rPr>
@@ -2529,7 +2529,7 @@
         <w:adjustRightInd/>
         <w:snapToGrid/>
         <w:spacing w:before="0" w:beforeAutospacing="0" w:after="192" w:afterAutospacing="0"/>
-        <w:ind w:left="0" w:firstLine="960" w:firstLineChars="400"/>
+        <w:ind w:firstLine="709"/>
         <w:textAlignment w:val="auto"/>
         <w:rPr>
           <w:rFonts w:hint="default" w:ascii="Times New Roman" w:hAnsi="Times New Roman" w:cs="Times New Roman"/>
@@ -2573,6 +2573,7 @@
         <w:pStyle w:val="7"/>
         <w:keepNext w:val="0"/>
         <w:keepLines w:val="0"/>
+        <w:pageBreakBefore w:val="0"/>
         <w:widowControl/>
         <w:numPr>
           <w:ilvl w:val="0"/>
@@ -2580,9 +2581,19 @@
         </w:numPr>
         <w:suppressLineNumbers w:val="0"/>
         <w:shd w:val="clear"/>
+        <w:kinsoku/>
+        <w:wordWrap/>
+        <w:overflowPunct/>
+        <w:topLinePunct w:val="0"/>
+        <w:autoSpaceDE/>
+        <w:autoSpaceDN/>
+        <w:bidi w:val="0"/>
+        <w:adjustRightInd/>
+        <w:snapToGrid/>
         <w:spacing w:before="0" w:beforeAutospacing="0" w:after="192" w:afterAutospacing="0"/>
-        <w:ind w:left="700" w:leftChars="0" w:right="0" w:rightChars="0"/>
+        <w:ind w:right="0" w:rightChars="0" w:firstLine="709"/>
         <w:jc w:val="both"/>
+        <w:textAlignment w:val="auto"/>
         <w:rPr>
           <w:rFonts w:hint="default" w:ascii="Times New Roman" w:hAnsi="Times New Roman" w:eastAsia="Segoe UI" w:cs="Times New Roman"/>
           <w:i w:val="0"/>
@@ -2801,7 +2812,7 @@
         <w:adjustRightInd/>
         <w:snapToGrid/>
         <w:spacing w:before="0" w:beforeAutospacing="0" w:after="192" w:afterAutospacing="0"/>
-        <w:ind w:right="0" w:rightChars="0" w:firstLine="960" w:firstLineChars="400"/>
+        <w:ind w:right="0" w:rightChars="0" w:firstLine="709"/>
         <w:jc w:val="both"/>
         <w:textAlignment w:val="auto"/>
       </w:pPr>
@@ -2900,7 +2911,7 @@
           <w:shd w:val="clear" w:fill="FFFFFF"/>
           <w:lang w:val="en-US"/>
         </w:rPr>
-        <w:t xml:space="preserve">“Restricted” - </w:t>
+        <w:t xml:space="preserve">Restricted - </w:t>
       </w:r>
       <w:r>
         <w:rPr>
@@ -2970,7 +2981,7 @@
           <w:shd w:val="clear" w:fill="FFFFFF"/>
           <w:lang w:val="en-US"/>
         </w:rPr>
-        <w:t xml:space="preserve">“Confidential” - </w:t>
+        <w:t xml:space="preserve">Confidential - </w:t>
       </w:r>
       <w:r>
         <w:rPr>
@@ -3040,7 +3051,7 @@
           <w:shd w:val="clear" w:fill="FFFFFF"/>
           <w:lang w:val="en-US"/>
         </w:rPr>
-        <w:t xml:space="preserve">“Top Secret” - </w:t>
+        <w:t xml:space="preserve">Top Secret - </w:t>
       </w:r>
       <w:r>
         <w:rPr>
@@ -3081,7 +3092,7 @@
         <w:adjustRightInd/>
         <w:snapToGrid/>
         <w:spacing w:before="0" w:beforeAutospacing="0" w:after="192" w:afterAutospacing="0"/>
-        <w:ind w:right="0" w:rightChars="0" w:firstLine="960" w:firstLineChars="400"/>
+        <w:ind w:right="0" w:rightChars="0" w:firstLine="709"/>
         <w:jc w:val="both"/>
         <w:textAlignment w:val="auto"/>
         <w:rPr>
@@ -3118,12 +3129,23 @@
         <w:pStyle w:val="7"/>
         <w:keepNext w:val="0"/>
         <w:keepLines w:val="0"/>
+        <w:pageBreakBefore w:val="0"/>
         <w:widowControl/>
         <w:suppressLineNumbers w:val="0"/>
         <w:shd w:val="clear"/>
+        <w:kinsoku/>
+        <w:wordWrap/>
+        <w:overflowPunct/>
+        <w:topLinePunct w:val="0"/>
+        <w:autoSpaceDE/>
+        <w:autoSpaceDN/>
+        <w:bidi w:val="0"/>
+        <w:adjustRightInd/>
+        <w:snapToGrid/>
         <w:spacing w:before="0" w:beforeAutospacing="0" w:after="192" w:afterAutospacing="0" w:line="360" w:lineRule="auto"/>
-        <w:ind w:left="0" w:firstLine="700" w:firstLineChars="0"/>
+        <w:ind w:firstLine="709"/>
         <w:jc w:val="both"/>
+        <w:textAlignment w:val="auto"/>
         <w:rPr>
           <w:rFonts w:hint="default" w:ascii="Times New Roman" w:hAnsi="Times New Roman" w:eastAsia="Segoe UI" w:cs="Times New Roman"/>
           <w:i w:val="0"/>
@@ -3329,12 +3351,23 @@
         <w:pStyle w:val="7"/>
         <w:keepNext w:val="0"/>
         <w:keepLines w:val="0"/>
+        <w:pageBreakBefore w:val="0"/>
         <w:widowControl/>
         <w:suppressLineNumbers w:val="0"/>
         <w:shd w:val="clear"/>
+        <w:kinsoku/>
+        <w:wordWrap/>
+        <w:overflowPunct/>
+        <w:topLinePunct w:val="0"/>
+        <w:autoSpaceDE/>
+        <w:autoSpaceDN/>
+        <w:bidi w:val="0"/>
+        <w:adjustRightInd/>
+        <w:snapToGrid/>
         <w:spacing w:before="0" w:beforeAutospacing="0" w:after="192" w:afterAutospacing="0" w:line="360" w:lineRule="auto"/>
-        <w:ind w:left="0" w:firstLine="700" w:firstLineChars="0"/>
+        <w:ind w:firstLine="709"/>
         <w:jc w:val="both"/>
+        <w:textAlignment w:val="auto"/>
         <w:rPr>
           <w:rFonts w:hint="default" w:ascii="Times New Roman" w:hAnsi="Times New Roman" w:eastAsia="Segoe UI" w:cs="Times New Roman"/>
           <w:i w:val="0"/>
@@ -3419,12 +3452,23 @@
         <w:pStyle w:val="7"/>
         <w:keepNext w:val="0"/>
         <w:keepLines w:val="0"/>
+        <w:pageBreakBefore w:val="0"/>
         <w:widowControl/>
         <w:suppressLineNumbers w:val="0"/>
         <w:shd w:val="clear"/>
+        <w:kinsoku/>
+        <w:wordWrap/>
+        <w:overflowPunct/>
+        <w:topLinePunct w:val="0"/>
+        <w:autoSpaceDE/>
+        <w:autoSpaceDN/>
+        <w:bidi w:val="0"/>
+        <w:adjustRightInd/>
+        <w:snapToGrid/>
         <w:spacing w:before="0" w:beforeAutospacing="0" w:after="192" w:afterAutospacing="0" w:line="360" w:lineRule="auto"/>
-        <w:ind w:left="0" w:firstLine="700" w:firstLineChars="0"/>
+        <w:ind w:firstLine="709"/>
         <w:jc w:val="both"/>
+        <w:textAlignment w:val="auto"/>
         <w:rPr>
           <w:rFonts w:hint="default" w:eastAsia="Segoe UI" w:cs="Times New Roman"/>
           <w:i w:val="0"/>
@@ -3646,7 +3690,7 @@
         <w:adjustRightInd/>
         <w:snapToGrid/>
         <w:spacing w:before="0" w:beforeAutospacing="0" w:after="192" w:afterAutospacing="0" w:line="360" w:lineRule="auto"/>
-        <w:ind w:firstLine="960" w:firstLineChars="400"/>
+        <w:ind w:firstLine="709"/>
         <w:jc w:val="both"/>
         <w:textAlignment w:val="auto"/>
         <w:rPr>
@@ -3999,12 +4043,23 @@
         <w:pStyle w:val="7"/>
         <w:keepNext w:val="0"/>
         <w:keepLines w:val="0"/>
+        <w:pageBreakBefore w:val="0"/>
         <w:widowControl/>
         <w:suppressLineNumbers w:val="0"/>
         <w:shd w:val="clear"/>
+        <w:kinsoku/>
+        <w:wordWrap/>
+        <w:overflowPunct/>
+        <w:topLinePunct w:val="0"/>
+        <w:autoSpaceDE/>
+        <w:autoSpaceDN/>
+        <w:bidi w:val="0"/>
+        <w:adjustRightInd/>
+        <w:snapToGrid/>
         <w:spacing w:before="0" w:beforeAutospacing="0" w:after="192" w:afterAutospacing="0" w:line="360" w:lineRule="auto"/>
-        <w:ind w:firstLine="700" w:firstLineChars="0"/>
+        <w:ind w:firstLine="709"/>
         <w:jc w:val="both"/>
+        <w:textAlignment w:val="auto"/>
         <w:rPr>
           <w:rFonts w:hint="default" w:ascii="Times New Roman" w:hAnsi="Times New Roman" w:eastAsia="Segoe UI" w:cs="Times New Roman"/>
           <w:i w:val="0"/>
@@ -4239,7 +4294,7 @@
         <w:adjustRightInd/>
         <w:snapToGrid/>
         <w:spacing w:before="0" w:beforeAutospacing="0" w:after="192" w:afterAutospacing="0" w:line="360" w:lineRule="auto"/>
-        <w:ind w:firstLine="960" w:firstLineChars="400"/>
+        <w:ind w:firstLine="709"/>
         <w:jc w:val="both"/>
         <w:textAlignment w:val="auto"/>
         <w:rPr>
@@ -4317,7 +4372,7 @@
         <w:adjustRightInd/>
         <w:snapToGrid/>
         <w:spacing w:before="0" w:beforeAutospacing="0" w:after="192" w:afterAutospacing="0" w:line="360" w:lineRule="auto"/>
-        <w:ind w:firstLine="960" w:firstLineChars="400"/>
+        <w:ind w:firstLine="709"/>
         <w:jc w:val="both"/>
         <w:textAlignment w:val="auto"/>
         <w:rPr>
@@ -4381,8 +4436,8 @@
       <w:r>
         <w:rPr>
           <w:rFonts w:hint="default" w:eastAsia="Segoe UI" w:cs="Times New Roman"/>
-          <w:b/>
-          <w:bCs/>
+          <w:b w:val="0"/>
+          <w:bCs w:val="0"/>
           <w:i w:val="0"/>
           <w:iCs w:val="0"/>
           <w:caps w:val="0"/>
@@ -4398,8 +4453,8 @@
       <w:r>
         <w:rPr>
           <w:rFonts w:hint="default" w:eastAsia="Segoe UI" w:cs="Times New Roman"/>
-          <w:b/>
-          <w:bCs/>
+          <w:b w:val="0"/>
+          <w:bCs w:val="0"/>
           <w:i w:val="0"/>
           <w:iCs w:val="0"/>
           <w:caps w:val="0"/>
@@ -4410,7 +4465,7 @@
           <w:shd w:val="clear" w:fill="FFFFFF"/>
           <w:lang w:val="en-US"/>
         </w:rPr>
-        <w:t>“Safe”</w:t>
+        <w:t>Safe</w:t>
       </w:r>
     </w:p>
     <w:p>
@@ -4432,7 +4487,7 @@
         <w:adjustRightInd/>
         <w:snapToGrid/>
         <w:spacing w:before="0" w:beforeAutospacing="0" w:after="192" w:afterAutospacing="0" w:line="360" w:lineRule="auto"/>
-        <w:ind w:firstLine="960" w:firstLineChars="400"/>
+        <w:ind w:firstLine="709"/>
         <w:jc w:val="both"/>
         <w:textAlignment w:val="auto"/>
         <w:rPr>
@@ -4468,12 +4523,23 @@
         <w:pStyle w:val="7"/>
         <w:keepNext w:val="0"/>
         <w:keepLines w:val="0"/>
+        <w:pageBreakBefore w:val="0"/>
         <w:widowControl/>
         <w:suppressLineNumbers w:val="0"/>
         <w:shd w:val="clear"/>
+        <w:kinsoku/>
+        <w:wordWrap/>
+        <w:overflowPunct/>
+        <w:topLinePunct w:val="0"/>
+        <w:autoSpaceDE/>
+        <w:autoSpaceDN/>
+        <w:bidi w:val="0"/>
+        <w:adjustRightInd/>
+        <w:snapToGrid/>
         <w:spacing w:before="0" w:beforeAutospacing="0" w:after="192" w:afterAutospacing="0" w:line="360" w:lineRule="auto"/>
-        <w:ind w:firstLine="700" w:firstLineChars="0"/>
+        <w:ind w:firstLine="709"/>
         <w:jc w:val="both"/>
+        <w:textAlignment w:val="auto"/>
         <w:rPr>
           <w:rFonts w:hint="default" w:ascii="Times New Roman" w:hAnsi="Times New Roman" w:eastAsia="Segoe UI" w:cs="Times New Roman"/>
           <w:i w:val="0"/>
@@ -4708,7 +4774,7 @@
         <w:adjustRightInd/>
         <w:snapToGrid/>
         <w:spacing w:before="0" w:beforeAutospacing="0" w:after="192" w:afterAutospacing="0" w:line="360" w:lineRule="auto"/>
-        <w:ind w:left="0" w:leftChars="0" w:firstLine="960" w:firstLineChars="400"/>
+        <w:ind w:firstLine="709"/>
         <w:jc w:val="both"/>
         <w:textAlignment w:val="auto"/>
         <w:rPr>
@@ -4881,12 +4947,23 @@
         <w:pStyle w:val="7"/>
         <w:keepNext w:val="0"/>
         <w:keepLines w:val="0"/>
+        <w:pageBreakBefore w:val="0"/>
         <w:widowControl/>
         <w:suppressLineNumbers w:val="0"/>
         <w:shd w:val="clear"/>
+        <w:kinsoku/>
+        <w:wordWrap/>
+        <w:overflowPunct/>
+        <w:topLinePunct w:val="0"/>
+        <w:autoSpaceDE/>
+        <w:autoSpaceDN/>
+        <w:bidi w:val="0"/>
+        <w:adjustRightInd/>
+        <w:snapToGrid/>
         <w:spacing w:before="0" w:beforeAutospacing="0" w:after="192" w:afterAutospacing="0" w:line="360" w:lineRule="auto"/>
-        <w:ind w:firstLine="700" w:firstLineChars="0"/>
+        <w:ind w:firstLine="709"/>
         <w:jc w:val="both"/>
+        <w:textAlignment w:val="auto"/>
         <w:rPr>
           <w:rFonts w:hint="default" w:ascii="Times New Roman" w:hAnsi="Times New Roman" w:eastAsia="Segoe UI" w:cs="Times New Roman"/>
           <w:i w:val="0"/>
@@ -5335,12 +5412,23 @@
         <w:pStyle w:val="7"/>
         <w:keepNext w:val="0"/>
         <w:keepLines w:val="0"/>
+        <w:pageBreakBefore w:val="0"/>
         <w:widowControl/>
         <w:suppressLineNumbers w:val="0"/>
         <w:shd w:val="clear"/>
+        <w:kinsoku/>
+        <w:wordWrap/>
+        <w:overflowPunct/>
+        <w:topLinePunct w:val="0"/>
+        <w:autoSpaceDE/>
+        <w:autoSpaceDN/>
+        <w:bidi w:val="0"/>
+        <w:adjustRightInd/>
+        <w:snapToGrid/>
         <w:spacing w:before="0" w:beforeAutospacing="0" w:after="192" w:afterAutospacing="0" w:line="360" w:lineRule="auto"/>
-        <w:ind w:firstLine="700" w:firstLineChars="0"/>
+        <w:ind w:firstLine="709"/>
         <w:jc w:val="both"/>
+        <w:textAlignment w:val="auto"/>
         <w:rPr>
           <w:rFonts w:hint="default" w:ascii="Times New Roman" w:hAnsi="Times New Roman" w:eastAsia="Segoe UI" w:cs="Times New Roman"/>
           <w:i w:val="0"/>
@@ -5748,12 +5836,131 @@
         <w:pStyle w:val="7"/>
         <w:keepNext w:val="0"/>
         <w:keepLines w:val="0"/>
+        <w:pageBreakBefore w:val="0"/>
         <w:widowControl/>
         <w:suppressLineNumbers w:val="0"/>
         <w:shd w:val="clear"/>
-        <w:spacing w:before="0" w:beforeAutospacing="0" w:after="192" w:afterAutospacing="0" w:line="360" w:lineRule="auto"/>
-        <w:ind w:firstLine="700" w:firstLineChars="0"/>
+        <w:kinsoku/>
+        <w:wordWrap/>
+        <w:overflowPunct/>
+        <w:topLinePunct w:val="0"/>
+        <w:autoSpaceDE/>
+        <w:autoSpaceDN/>
+        <w:bidi w:val="0"/>
+        <w:adjustRightInd/>
+        <w:snapToGrid/>
+        <w:spacing w:before="0" w:beforeAutospacing="0" w:after="192" w:afterAutospacing="0" w:line="240" w:lineRule="auto"/>
+        <w:ind w:left="960" w:leftChars="480" w:firstLine="364" w:firstLineChars="151"/>
         <w:jc w:val="both"/>
+        <w:textAlignment w:val="auto"/>
+        <w:rPr>
+          <w:rFonts w:hint="default" w:ascii="Times New Roman" w:hAnsi="Times New Roman" w:eastAsia="Segoe UI" w:cs="Times New Roman"/>
+          <w:i w:val="0"/>
+          <w:iCs w:val="0"/>
+          <w:caps w:val="0"/>
+          <w:color w:val="1F2328"/>
+          <w:spacing w:val="0"/>
+          <w:sz w:val="24"/>
+          <w:szCs w:val="24"/>
+          <w:shd w:val="clear" w:fill="FFFFFF"/>
+        </w:rPr>
+      </w:pPr>
+      <w:r>
+        <w:rPr>
+          <w:rFonts w:hint="default" w:ascii="Times New Roman" w:hAnsi="Times New Roman" w:eastAsia="SimSun" w:cs="Times New Roman"/>
+          <w:b/>
+          <w:bCs/>
+          <w:i/>
+          <w:iCs/>
+          <w:color w:val="000000"/>
+          <w:kern w:val="0"/>
+          <w:sz w:val="24"/>
+          <w:szCs w:val="24"/>
+          <w:lang w:val="ru-RU" w:eastAsia="zh-CN" w:bidi="ar"/>
+        </w:rPr>
+        <w:t xml:space="preserve">Задание </w:t>
+      </w:r>
+      <w:r>
+        <w:rPr>
+          <w:rFonts w:hint="default" w:cs="Times New Roman"/>
+          <w:b/>
+          <w:bCs/>
+          <w:i/>
+          <w:iCs/>
+          <w:color w:val="000000"/>
+          <w:kern w:val="0"/>
+          <w:sz w:val="24"/>
+          <w:szCs w:val="24"/>
+          <w:lang w:val="ru-RU" w:eastAsia="zh-CN" w:bidi="ar"/>
+        </w:rPr>
+        <w:t>10</w:t>
+      </w:r>
+      <w:r>
+        <w:rPr>
+          <w:rFonts w:hint="default" w:ascii="Times New Roman" w:hAnsi="Times New Roman" w:eastAsia="SimSun" w:cs="Times New Roman"/>
+          <w:b/>
+          <w:bCs/>
+          <w:i/>
+          <w:iCs/>
+          <w:color w:val="000000"/>
+          <w:kern w:val="0"/>
+          <w:sz w:val="24"/>
+          <w:szCs w:val="24"/>
+          <w:lang w:val="en-US" w:eastAsia="zh-CN" w:bidi="ar"/>
+        </w:rPr>
+        <w:t>.</w:t>
+      </w:r>
+      <w:r>
+        <w:rPr>
+          <w:rFonts w:hint="default" w:cs="Times New Roman"/>
+          <w:b/>
+          <w:bCs/>
+          <w:i/>
+          <w:iCs/>
+          <w:color w:val="000000"/>
+          <w:kern w:val="0"/>
+          <w:sz w:val="24"/>
+          <w:szCs w:val="24"/>
+          <w:lang w:val="ru-RU" w:eastAsia="zh-CN" w:bidi="ar"/>
+        </w:rPr>
+        <w:t xml:space="preserve"> </w:t>
+      </w:r>
+      <w:r>
+        <w:rPr>
+          <w:rFonts w:hint="default" w:ascii="Times New Roman" w:hAnsi="Times New Roman" w:eastAsia="Segoe UI" w:cs="Times New Roman"/>
+          <w:i w:val="0"/>
+          <w:iCs w:val="0"/>
+          <w:caps w:val="0"/>
+          <w:color w:val="1F2328"/>
+          <w:spacing w:val="0"/>
+          <w:sz w:val="24"/>
+          <w:szCs w:val="24"/>
+          <w:shd w:val="clear" w:fill="FFFFFF"/>
+        </w:rPr>
+        <w:t>Дан список сотрудников с результатами психологической</w:t>
+      </w:r>
+    </w:p>
+    <w:p>
+      <w:pPr>
+        <w:pStyle w:val="7"/>
+        <w:keepNext w:val="0"/>
+        <w:keepLines w:val="0"/>
+        <w:pageBreakBefore w:val="0"/>
+        <w:widowControl/>
+        <w:suppressLineNumbers w:val="0"/>
+        <w:shd w:val="clear"/>
+        <w:kinsoku/>
+        <w:wordWrap/>
+        <w:overflowPunct/>
+        <w:topLinePunct w:val="0"/>
+        <w:autoSpaceDE/>
+        <w:autoSpaceDN/>
+        <w:bidi w:val="0"/>
+        <w:adjustRightInd/>
+        <w:snapToGrid/>
+        <w:spacing w:before="0" w:beforeAutospacing="0" w:after="192" w:afterAutospacing="0" w:line="240" w:lineRule="auto"/>
+        <w:jc w:val="both"/>
+        <w:textAlignment w:val="auto"/>
         <w:rPr>
           <w:rFonts w:hint="default" w:eastAsia="Segoe UI" w:cs="Times New Roman"/>
           <w:i w:val="0"/>
@@ -5769,81 +5976,6 @@
       </w:pPr>
       <w:r>
         <w:rPr>
-          <w:rFonts w:hint="default"/>
-          <w:b w:val="0"/>
-          <w:bCs w:val="0"/>
-          <w:i w:val="0"/>
-          <w:iCs w:val="0"/>
-          <w:color w:val="000000"/>
-          <w:kern w:val="0"/>
-          <w:sz w:val="24"/>
-          <w:szCs w:val="24"/>
-          <w:lang w:val="ru-RU" w:eastAsia="zh-CN"/>
-        </w:rPr>
-        <w:tab/>
-      </w:r>
-      <w:r>
-        <w:rPr>
-          <w:rFonts w:hint="default" w:ascii="Times New Roman" w:hAnsi="Times New Roman" w:eastAsia="SimSun" w:cs="Times New Roman"/>
-          <w:b/>
-          <w:bCs/>
-          <w:i/>
-          <w:iCs/>
-          <w:color w:val="000000"/>
-          <w:kern w:val="0"/>
-          <w:sz w:val="24"/>
-          <w:szCs w:val="24"/>
-          <w:lang w:val="ru-RU" w:eastAsia="zh-CN" w:bidi="ar"/>
-        </w:rPr>
-        <w:t xml:space="preserve">Задание </w:t>
-      </w:r>
-      <w:r>
-        <w:rPr>
-          <w:rFonts w:hint="default" w:cs="Times New Roman"/>
-          <w:b/>
-          <w:bCs/>
-          <w:i/>
-          <w:iCs/>
-          <w:color w:val="000000"/>
-          <w:kern w:val="0"/>
-          <w:sz w:val="24"/>
-          <w:szCs w:val="24"/>
-          <w:lang w:val="ru-RU" w:eastAsia="zh-CN" w:bidi="ar"/>
-        </w:rPr>
-        <w:t>10</w:t>
-      </w:r>
-      <w:r>
-        <w:rPr>
-          <w:rFonts w:hint="default" w:ascii="Times New Roman" w:hAnsi="Times New Roman" w:eastAsia="SimSun" w:cs="Times New Roman"/>
-          <w:b/>
-          <w:bCs/>
-          <w:i/>
-          <w:iCs/>
-          <w:color w:val="000000"/>
-          <w:kern w:val="0"/>
-          <w:sz w:val="24"/>
-          <w:szCs w:val="24"/>
-          <w:lang w:val="en-US" w:eastAsia="zh-CN" w:bidi="ar"/>
-        </w:rPr>
-        <w:t>.</w:t>
-      </w:r>
-      <w:r>
-        <w:rPr>
-          <w:rFonts w:hint="default" w:cs="Times New Roman"/>
-          <w:b/>
-          <w:bCs/>
-          <w:i/>
-          <w:iCs/>
-          <w:color w:val="000000"/>
-          <w:kern w:val="0"/>
-          <w:sz w:val="24"/>
-          <w:szCs w:val="24"/>
-          <w:lang w:val="ru-RU" w:eastAsia="zh-CN" w:bidi="ar"/>
-        </w:rPr>
-        <w:t xml:space="preserve"> </w:t>
-      </w:r>
-      <w:r>
-        <w:rPr>
           <w:rFonts w:hint="default" w:ascii="Times New Roman" w:hAnsi="Times New Roman" w:eastAsia="Segoe UI" w:cs="Times New Roman"/>
           <w:i w:val="0"/>
           <w:iCs w:val="0"/>
@@ -5854,7 +5986,7 @@
           <w:szCs w:val="24"/>
           <w:shd w:val="clear" w:fill="FFFFFF"/>
         </w:rPr>
-        <w:t>Дан список сотрудников с результатами психологической оценки (от 0 до 100)</w:t>
+        <w:t>оценки (от 0 до 100)</w:t>
       </w:r>
       <w:r>
         <w:rPr>
@@ -8624,7 +8756,7 @@
         <w:bidi w:val="0"/>
         <w:adjustRightInd/>
         <w:snapToGrid/>
-        <w:spacing w:line="480" w:lineRule="auto"/>
+        <w:spacing w:line="360" w:lineRule="auto"/>
         <w:ind w:firstLine="709" w:firstLineChars="0"/>
         <w:jc w:val="both"/>
         <w:textAlignment w:val="auto"/>
@@ -8712,7 +8844,7 @@
           <w:shd w:val="clear" w:color="auto" w:fill="auto"/>
           <w:lang w:val="ru-RU" w:eastAsia="zh-CN"/>
         </w:rPr>
-        <w:t xml:space="preserve">В данном задании был создан новый список использую дано. Ниже на рисунки 13 представлен код полученной программы. </w:t>
+        <w:t xml:space="preserve">В данном задании был создан новый список использую дано. Ниже на рисунки 2 представлен код полученной программы. </w:t>
       </w:r>
     </w:p>
     <w:p>
@@ -8831,7 +8963,7 @@
           <w:shd w:val="clear" w:color="auto" w:fill="auto"/>
           <w:lang w:val="ru-RU" w:eastAsia="zh-CN"/>
         </w:rPr>
-        <w:t>Рисунок 13 — Листинг программы для задания 13</w:t>
+        <w:t>Рисунок 2 — Листинг программы для задания 2</w:t>
       </w:r>
     </w:p>
     <w:p>
@@ -8878,18 +9010,6 @@
           <w:shd w:val="clear" w:color="auto" w:fill="auto"/>
           <w:lang w:val="ru-RU" w:eastAsia="zh-CN"/>
         </w:rPr>
-        <w:tab/>
-      </w:r>
-      <w:r>
-        <w:rPr>
-          <w:rFonts w:hint="default" w:ascii="Times New Roman" w:hAnsi="Times New Roman" w:eastAsia="SimSun" w:cs="Times New Roman"/>
-          <w:color w:val="auto"/>
-          <w:kern w:val="0"/>
-          <w:sz w:val="24"/>
-          <w:szCs w:val="24"/>
-          <w:shd w:val="clear" w:color="auto" w:fill="auto"/>
-          <w:lang w:val="ru-RU" w:eastAsia="zh-CN"/>
-        </w:rPr>
         <w:t>Пояснение работы программы</w:t>
       </w:r>
       <w:r>
@@ -9211,7 +9331,7 @@
         <w:adjustRightInd/>
         <w:snapToGrid/>
         <w:spacing w:line="360" w:lineRule="auto"/>
-        <w:ind w:left="700" w:leftChars="0" w:firstLine="709" w:firstLineChars="0"/>
+        <w:ind w:firstLine="709"/>
         <w:jc w:val="both"/>
         <w:textAlignment w:val="auto"/>
         <w:outlineLvl w:val="1"/>
@@ -9382,7 +9502,7 @@
           <w:shd w:val="clear" w:color="auto" w:fill="auto"/>
           <w:lang w:val="ru-RU" w:eastAsia="zh-CN"/>
         </w:rPr>
-        <w:t xml:space="preserve"> с новыми значениями. На рисунки 14 представлен следующий код полученной программы.</w:t>
+        <w:t xml:space="preserve"> с новыми значениями. На рисунки 3 представлен следующий код полученной программы.</w:t>
       </w:r>
     </w:p>
     <w:p>
@@ -9506,7 +9626,7 @@
           <w:shd w:val="clear" w:color="auto" w:fill="auto"/>
           <w:lang w:val="ru-RU" w:eastAsia="zh-CN"/>
         </w:rPr>
-        <w:t>Рисунок 14 — Листинг программы задания 3</w:t>
+        <w:t>Рисунок 3 — Листинг программы задания 3</w:t>
       </w:r>
     </w:p>
     <w:p>
@@ -9938,7 +10058,7 @@
           <w:shd w:val="clear" w:color="auto" w:fill="auto"/>
           <w:lang w:val="ru-RU" w:eastAsia="zh-CN"/>
         </w:rPr>
-        <w:t>у которых смена проходит от8 до 18 включительно. На рисунки 15 представлен код полученной программы для задания номер 4.</w:t>
+        <w:t>у которых смена проходит от8 до 18 включительно. На рисунки 4 представлен код полученной программы для задания номер 4.</w:t>
       </w:r>
     </w:p>
     <w:p>
@@ -10057,7 +10177,7 @@
           <w:shd w:val="clear" w:color="auto" w:fill="auto"/>
           <w:lang w:val="ru-RU" w:eastAsia="zh-CN"/>
         </w:rPr>
-        <w:t>Рисунок 15 — Листинг программы задания 15</w:t>
+        <w:t>Рисунок 4 — Листинг программы задания 4</w:t>
       </w:r>
     </w:p>
     <w:p>
@@ -10492,30 +10612,6 @@
       </w:pPr>
       <w:r>
         <w:rPr>
-          <w:rFonts w:hint="default" w:ascii="Arial" w:hAnsi="Arial" w:eastAsia="SimSun"/>
-          <w:color w:val="auto"/>
-          <w:kern w:val="0"/>
-          <w:sz w:val="24"/>
-          <w:szCs w:val="24"/>
-          <w:shd w:val="clear" w:color="auto" w:fill="auto"/>
-          <w:lang w:val="ru-RU" w:eastAsia="zh-CN"/>
-        </w:rPr>
-        <w:tab/>
-      </w:r>
-      <w:r>
-        <w:rPr>
-          <w:rFonts w:hint="default" w:ascii="Arial" w:hAnsi="Arial" w:eastAsia="SimSun"/>
-          <w:color w:val="auto"/>
-          <w:kern w:val="0"/>
-          <w:sz w:val="24"/>
-          <w:szCs w:val="24"/>
-          <w:shd w:val="clear" w:color="auto" w:fill="auto"/>
-          <w:lang w:val="ru-RU" w:eastAsia="zh-CN"/>
-        </w:rPr>
-        <w:t xml:space="preserve"> </w:t>
-      </w:r>
-      <w:r>
-        <w:rPr>
           <w:rFonts w:hint="default" w:ascii="Times New Roman" w:hAnsi="Times New Roman" w:eastAsia="SimSun" w:cs="Times New Roman"/>
           <w:color w:val="auto"/>
           <w:kern w:val="0"/>
@@ -10620,7 +10716,21 @@
           <w:shd w:val="clear" w:color="auto" w:fill="auto"/>
           <w:lang w:val="ru-RU" w:eastAsia="zh-CN"/>
         </w:rPr>
-        <w:t>. На рисунке 16 представлен код полученной программы.</w:t>
+        <w:t>. На рисунке 5 представлен код полученной  </w:t>
+      </w:r>
+      <w:bookmarkStart w:id="23" w:name="_GoBack"/>
+      <w:bookmarkEnd w:id="23"/>
+      <w:r>
+        <w:rPr>
+          <w:rFonts w:hint="default" w:ascii="Times New Roman" w:hAnsi="Times New Roman" w:eastAsia="SimSun" w:cs="Times New Roman"/>
+          <w:color w:val="auto"/>
+          <w:kern w:val="0"/>
+          <w:sz w:val="24"/>
+          <w:szCs w:val="24"/>
+          <w:shd w:val="clear" w:color="auto" w:fill="auto"/>
+          <w:lang w:val="ru-RU" w:eastAsia="zh-CN"/>
+        </w:rPr>
+        <w:t>программы.</w:t>
       </w:r>
     </w:p>
     <w:p>
@@ -10744,7 +10854,7 @@
           <w:shd w:val="clear" w:color="auto" w:fill="auto"/>
           <w:lang w:val="ru-RU" w:eastAsia="zh-CN"/>
         </w:rPr>
-        <w:t>Рисунок 16 — Листинг программы задания 5</w:t>
+        <w:t>Рисунок 5 — Листинг программы задания 5</w:t>
       </w:r>
     </w:p>
     <w:p>
@@ -11579,7 +11689,7 @@
           <w:shd w:val="clear" w:color="auto" w:fill="auto"/>
           <w:lang w:val="ru-RU" w:eastAsia="zh-CN"/>
         </w:rPr>
-        <w:t>На рисунки 17 представлен следующий код программы.</w:t>
+        <w:t>На рисунки 6 представлен следующий код программы.</w:t>
       </w:r>
     </w:p>
     <w:p>
@@ -11668,7 +11778,7 @@
           <w:shd w:val="clear" w:color="auto" w:fill="auto"/>
           <w:lang w:val="ru-RU" w:eastAsia="zh-CN"/>
         </w:rPr>
-        <w:t>Рисунок 17 — Листинг программы задания 6</w:t>
+        <w:t>Рисунок 6 — Листинг программы задания 6</w:t>
       </w:r>
     </w:p>
     <w:p>
@@ -12123,7 +12233,7 @@
           <w:shd w:val="clear" w:color="auto" w:fill="auto"/>
           <w:lang w:val="ru-RU" w:eastAsia="zh-CN"/>
         </w:rPr>
-        <w:t xml:space="preserve">В данном задании был создан список из условия задачи. После данный список сортируется . На рисунке 18 представлен код программы. </w:t>
+        <w:t xml:space="preserve">В данном задании был создан список из условия задачи. После данный список сортируется . На рисунке 7 представлен код программы. </w:t>
       </w:r>
     </w:p>
     <w:p>
@@ -12242,7 +12352,7 @@
           <w:shd w:val="clear" w:color="auto" w:fill="auto"/>
           <w:lang w:val="ru-RU" w:eastAsia="zh-CN"/>
         </w:rPr>
-        <w:t>Рисунок 18 — Листинг программы задания 7</w:t>
+        <w:t>Рисунок 7 — Листинг программы задания 7</w:t>
       </w:r>
     </w:p>
     <w:p>
@@ -12672,7 +12782,7 @@
           <w:shd w:val="clear" w:color="auto" w:fill="auto"/>
           <w:lang w:val="ru-RU" w:eastAsia="zh-CN"/>
         </w:rPr>
-        <w:t>На рисунке 19 представлен код программы</w:t>
+        <w:t>На рисунке 8 представлен код программы</w:t>
       </w:r>
       <w:r>
         <w:rPr>
@@ -12808,7 +12918,7 @@
           <w:shd w:val="clear" w:color="auto" w:fill="auto"/>
           <w:lang w:val="ru-RU" w:eastAsia="zh-CN"/>
         </w:rPr>
-        <w:t>Рисунок 19 — Листинг программы задания 8</w:t>
+        <w:t>Рисунок 8 — Листинг программы задания 8</w:t>
       </w:r>
     </w:p>
     <w:p>
@@ -13048,8 +13158,6 @@
         </w:rPr>
       </w:pPr>
       <w:bookmarkStart w:id="19" w:name="_Toc19902"/>
-      <w:bookmarkStart w:id="23" w:name="_GoBack"/>
-      <w:bookmarkEnd w:id="23"/>
       <w:r>
         <w:rPr>
           <w:rFonts w:hint="default" w:ascii="Arial" w:hAnsi="Arial" w:eastAsia="SimSun"/>
@@ -13182,7 +13290,7 @@
           <w:shd w:val="clear" w:color="auto" w:fill="auto"/>
           <w:lang w:val="ru-RU" w:eastAsia="zh-CN"/>
         </w:rPr>
-        <w:t xml:space="preserve">который требуется в условии задачи. На рисунки 20 предоставлен код программы. </w:t>
+        <w:t xml:space="preserve">который требуется в условии задачи. На рисунки 9 предоставлен код программы. </w:t>
       </w:r>
     </w:p>
     <w:p>
@@ -13307,7 +13415,7 @@
           <w:shd w:val="clear" w:color="auto" w:fill="auto"/>
           <w:lang w:val="ru-RU" w:eastAsia="zh-CN"/>
         </w:rPr>
-        <w:t>Рисунок 20 — Листинг программы задания 9</w:t>
+        <w:t>Рисунок 9 — Листинг программы задания 9</w:t>
       </w:r>
     </w:p>
     <w:p>
@@ -13786,31 +13894,264 @@
           <w:shd w:val="clear" w:color="auto" w:fill="auto"/>
           <w:lang w:val="ru-RU" w:eastAsia="zh-CN"/>
         </w:rPr>
-        <w:t xml:space="preserve"> находиться максимальное значение. На рисунки </w:t>
-      </w:r>
-      <w:r>
-        <w:rPr>
-          <w:rFonts w:hint="default" w:ascii="Times New Roman" w:hAnsi="Times New Roman" w:eastAsia="SimSun" w:cs="Times New Roman"/>
-          <w:color w:val="auto"/>
-          <w:kern w:val="0"/>
-          <w:sz w:val="24"/>
-          <w:szCs w:val="24"/>
-          <w:shd w:val="clear" w:color="auto" w:fill="auto"/>
-          <w:lang w:val="en-US" w:eastAsia="zh-CN"/>
-        </w:rPr>
-        <w:t>21</w:t>
-      </w:r>
-      <w:r>
-        <w:rPr>
-          <w:rFonts w:hint="default" w:ascii="Times New Roman" w:hAnsi="Times New Roman" w:eastAsia="SimSun" w:cs="Times New Roman"/>
-          <w:color w:val="auto"/>
-          <w:kern w:val="0"/>
-          <w:sz w:val="24"/>
-          <w:szCs w:val="24"/>
-          <w:shd w:val="clear" w:color="auto" w:fill="auto"/>
-          <w:lang w:val="ru-RU" w:eastAsia="zh-CN"/>
-        </w:rPr>
-        <w:t xml:space="preserve"> предоставлен код программы.  </w:t>
+        <w:t xml:space="preserve"> находиться максимальное значение. </w:t>
+      </w:r>
+    </w:p>
+    <w:p>
+      <w:pPr>
+        <w:keepNext w:val="0"/>
+        <w:keepLines w:val="0"/>
+        <w:pageBreakBefore w:val="0"/>
+        <w:widowControl/>
+        <w:numPr>
+          <w:ilvl w:val="0"/>
+          <w:numId w:val="0"/>
+        </w:numPr>
+        <w:suppressLineNumbers w:val="0"/>
+        <w:kinsoku/>
+        <w:wordWrap/>
+        <w:overflowPunct/>
+        <w:topLinePunct w:val="0"/>
+        <w:autoSpaceDE/>
+        <w:autoSpaceDN/>
+        <w:bidi w:val="0"/>
+        <w:adjustRightInd/>
+        <w:snapToGrid/>
+        <w:spacing w:line="360" w:lineRule="auto"/>
+        <w:ind w:firstLine="709" w:firstLineChars="0"/>
+        <w:jc w:val="both"/>
+        <w:textAlignment w:val="auto"/>
+        <w:rPr>
+          <w:rFonts w:hint="default" w:ascii="Times New Roman" w:hAnsi="Times New Roman" w:eastAsia="SimSun" w:cs="Times New Roman"/>
+          <w:color w:val="auto"/>
+          <w:kern w:val="0"/>
+          <w:sz w:val="24"/>
+          <w:szCs w:val="24"/>
+          <w:shd w:val="clear" w:color="auto" w:fill="auto"/>
+          <w:lang w:val="ru-RU" w:eastAsia="zh-CN"/>
+        </w:rPr>
+      </w:pPr>
+    </w:p>
+    <w:p>
+      <w:pPr>
+        <w:keepNext w:val="0"/>
+        <w:keepLines w:val="0"/>
+        <w:pageBreakBefore w:val="0"/>
+        <w:widowControl/>
+        <w:numPr>
+          <w:ilvl w:val="0"/>
+          <w:numId w:val="0"/>
+        </w:numPr>
+        <w:suppressLineNumbers w:val="0"/>
+        <w:kinsoku/>
+        <w:wordWrap/>
+        <w:overflowPunct/>
+        <w:topLinePunct w:val="0"/>
+        <w:autoSpaceDE/>
+        <w:autoSpaceDN/>
+        <w:bidi w:val="0"/>
+        <w:adjustRightInd/>
+        <w:snapToGrid/>
+        <w:spacing w:line="360" w:lineRule="auto"/>
+        <w:ind w:firstLine="709" w:firstLineChars="0"/>
+        <w:jc w:val="both"/>
+        <w:textAlignment w:val="auto"/>
+        <w:rPr>
+          <w:rFonts w:hint="default" w:ascii="Times New Roman" w:hAnsi="Times New Roman" w:eastAsia="SimSun" w:cs="Times New Roman"/>
+          <w:color w:val="auto"/>
+          <w:kern w:val="0"/>
+          <w:sz w:val="24"/>
+          <w:szCs w:val="24"/>
+          <w:shd w:val="clear" w:color="auto" w:fill="auto"/>
+          <w:lang w:val="ru-RU" w:eastAsia="zh-CN"/>
+        </w:rPr>
+      </w:pPr>
+    </w:p>
+    <w:p>
+      <w:pPr>
+        <w:keepNext w:val="0"/>
+        <w:keepLines w:val="0"/>
+        <w:pageBreakBefore w:val="0"/>
+        <w:widowControl/>
+        <w:numPr>
+          <w:ilvl w:val="0"/>
+          <w:numId w:val="0"/>
+        </w:numPr>
+        <w:suppressLineNumbers w:val="0"/>
+        <w:kinsoku/>
+        <w:wordWrap/>
+        <w:overflowPunct/>
+        <w:topLinePunct w:val="0"/>
+        <w:autoSpaceDE/>
+        <w:autoSpaceDN/>
+        <w:bidi w:val="0"/>
+        <w:adjustRightInd/>
+        <w:snapToGrid/>
+        <w:spacing w:line="360" w:lineRule="auto"/>
+        <w:ind w:firstLine="709" w:firstLineChars="0"/>
+        <w:jc w:val="both"/>
+        <w:textAlignment w:val="auto"/>
+        <w:rPr>
+          <w:rFonts w:hint="default" w:ascii="Times New Roman" w:hAnsi="Times New Roman" w:eastAsia="SimSun" w:cs="Times New Roman"/>
+          <w:color w:val="auto"/>
+          <w:kern w:val="0"/>
+          <w:sz w:val="24"/>
+          <w:szCs w:val="24"/>
+          <w:shd w:val="clear" w:color="auto" w:fill="auto"/>
+          <w:lang w:val="ru-RU" w:eastAsia="zh-CN"/>
+        </w:rPr>
+      </w:pPr>
+    </w:p>
+    <w:p>
+      <w:pPr>
+        <w:keepNext w:val="0"/>
+        <w:keepLines w:val="0"/>
+        <w:pageBreakBefore w:val="0"/>
+        <w:widowControl/>
+        <w:numPr>
+          <w:ilvl w:val="0"/>
+          <w:numId w:val="0"/>
+        </w:numPr>
+        <w:suppressLineNumbers w:val="0"/>
+        <w:kinsoku/>
+        <w:wordWrap/>
+        <w:overflowPunct/>
+        <w:topLinePunct w:val="0"/>
+        <w:autoSpaceDE/>
+        <w:autoSpaceDN/>
+        <w:bidi w:val="0"/>
+        <w:adjustRightInd/>
+        <w:snapToGrid/>
+        <w:spacing w:line="360" w:lineRule="auto"/>
+        <w:ind w:firstLine="709" w:firstLineChars="0"/>
+        <w:jc w:val="both"/>
+        <w:textAlignment w:val="auto"/>
+        <w:rPr>
+          <w:rFonts w:hint="default" w:ascii="Times New Roman" w:hAnsi="Times New Roman" w:eastAsia="SimSun" w:cs="Times New Roman"/>
+          <w:color w:val="auto"/>
+          <w:kern w:val="0"/>
+          <w:sz w:val="24"/>
+          <w:szCs w:val="24"/>
+          <w:shd w:val="clear" w:color="auto" w:fill="auto"/>
+          <w:lang w:val="ru-RU" w:eastAsia="zh-CN"/>
+        </w:rPr>
+      </w:pPr>
+    </w:p>
+    <w:p>
+      <w:pPr>
+        <w:keepNext w:val="0"/>
+        <w:keepLines w:val="0"/>
+        <w:pageBreakBefore w:val="0"/>
+        <w:widowControl/>
+        <w:numPr>
+          <w:ilvl w:val="0"/>
+          <w:numId w:val="0"/>
+        </w:numPr>
+        <w:suppressLineNumbers w:val="0"/>
+        <w:kinsoku/>
+        <w:wordWrap/>
+        <w:overflowPunct/>
+        <w:topLinePunct w:val="0"/>
+        <w:autoSpaceDE/>
+        <w:autoSpaceDN/>
+        <w:bidi w:val="0"/>
+        <w:adjustRightInd/>
+        <w:snapToGrid/>
+        <w:spacing w:line="360" w:lineRule="auto"/>
+        <w:ind w:firstLine="709" w:firstLineChars="0"/>
+        <w:jc w:val="both"/>
+        <w:textAlignment w:val="auto"/>
+        <w:rPr>
+          <w:rFonts w:hint="default" w:ascii="Times New Roman" w:hAnsi="Times New Roman" w:eastAsia="SimSun" w:cs="Times New Roman"/>
+          <w:color w:val="auto"/>
+          <w:kern w:val="0"/>
+          <w:sz w:val="24"/>
+          <w:szCs w:val="24"/>
+          <w:shd w:val="clear" w:color="auto" w:fill="auto"/>
+          <w:lang w:val="ru-RU" w:eastAsia="zh-CN"/>
+        </w:rPr>
+      </w:pPr>
+    </w:p>
+    <w:p>
+      <w:pPr>
+        <w:keepNext w:val="0"/>
+        <w:keepLines w:val="0"/>
+        <w:pageBreakBefore w:val="0"/>
+        <w:widowControl/>
+        <w:numPr>
+          <w:ilvl w:val="0"/>
+          <w:numId w:val="0"/>
+        </w:numPr>
+        <w:suppressLineNumbers w:val="0"/>
+        <w:kinsoku/>
+        <w:wordWrap/>
+        <w:overflowPunct/>
+        <w:topLinePunct w:val="0"/>
+        <w:autoSpaceDE/>
+        <w:autoSpaceDN/>
+        <w:bidi w:val="0"/>
+        <w:adjustRightInd/>
+        <w:snapToGrid/>
+        <w:spacing w:line="360" w:lineRule="auto"/>
+        <w:ind w:firstLine="709" w:firstLineChars="0"/>
+        <w:jc w:val="both"/>
+        <w:textAlignment w:val="auto"/>
+        <w:rPr>
+          <w:rFonts w:hint="default" w:ascii="Times New Roman" w:hAnsi="Times New Roman" w:eastAsia="SimSun" w:cs="Times New Roman"/>
+          <w:color w:val="auto"/>
+          <w:kern w:val="0"/>
+          <w:sz w:val="24"/>
+          <w:szCs w:val="24"/>
+          <w:shd w:val="clear" w:color="auto" w:fill="auto"/>
+          <w:lang w:val="ru-RU" w:eastAsia="zh-CN"/>
+        </w:rPr>
+      </w:pPr>
+    </w:p>
+    <w:p>
+      <w:pPr>
+        <w:keepNext w:val="0"/>
+        <w:keepLines w:val="0"/>
+        <w:pageBreakBefore w:val="0"/>
+        <w:widowControl/>
+        <w:numPr>
+          <w:ilvl w:val="0"/>
+          <w:numId w:val="0"/>
+        </w:numPr>
+        <w:suppressLineNumbers w:val="0"/>
+        <w:kinsoku/>
+        <w:wordWrap/>
+        <w:overflowPunct/>
+        <w:topLinePunct w:val="0"/>
+        <w:autoSpaceDE/>
+        <w:autoSpaceDN/>
+        <w:bidi w:val="0"/>
+        <w:adjustRightInd/>
+        <w:snapToGrid/>
+        <w:spacing w:line="360" w:lineRule="auto"/>
+        <w:ind w:firstLine="709" w:firstLineChars="0"/>
+        <w:jc w:val="both"/>
+        <w:textAlignment w:val="auto"/>
+        <w:rPr>
+          <w:rFonts w:hint="default" w:ascii="Times New Roman" w:hAnsi="Times New Roman" w:eastAsia="SimSun" w:cs="Times New Roman"/>
+          <w:color w:val="auto"/>
+          <w:kern w:val="0"/>
+          <w:sz w:val="24"/>
+          <w:szCs w:val="24"/>
+          <w:shd w:val="clear" w:color="auto" w:fill="auto"/>
+          <w:lang w:val="ru-RU" w:eastAsia="zh-CN"/>
+        </w:rPr>
+      </w:pPr>
+      <w:r>
+        <w:rPr>
+          <w:rFonts w:hint="default" w:ascii="Times New Roman" w:hAnsi="Times New Roman" w:eastAsia="SimSun" w:cs="Times New Roman"/>
+          <w:color w:val="auto"/>
+          <w:kern w:val="0"/>
+          <w:sz w:val="24"/>
+          <w:szCs w:val="24"/>
+          <w:shd w:val="clear" w:color="auto" w:fill="auto"/>
+          <w:lang w:val="ru-RU" w:eastAsia="zh-CN"/>
+        </w:rPr>
+        <w:t xml:space="preserve">На рисунки 10 предоставлен код программы.  </w:t>
       </w:r>
     </w:p>
     <w:p>
@@ -14151,6 +14492,7 @@
         <w:pageBreakBefore w:val="0"/>
         <w:widowControl/>
         <w:numPr>
+          <w:ilvl w:val="0"/>
           <w:numId w:val="0"/>
         </w:numPr>
         <w:suppressLineNumbers w:val="0"/>
@@ -14185,6 +14527,7 @@
         <w:pageBreakBefore w:val="0"/>
         <w:widowControl/>
         <w:numPr>
+          <w:ilvl w:val="0"/>
           <w:numId w:val="0"/>
         </w:numPr>
         <w:suppressLineNumbers w:val="0"/>
@@ -15025,22 +15368,26 @@
   </w:style>
   <w:style w:type="paragraph" w:customStyle="1" w:styleId="9">
     <w:name w:val="WPSOffice手动目录 1"/>
+    <w:qFormat/>
     <w:uiPriority w:val="0"/>
     <w:pPr>
       <w:ind w:leftChars="0"/>
     </w:pPr>
     <w:rPr>
+      <w:rFonts w:ascii="Times New Roman" w:hAnsi="Times New Roman" w:eastAsia="SimSun" w:cs="Times New Roman"/>
       <w:sz w:val="20"/>
       <w:szCs w:val="20"/>
     </w:rPr>
   </w:style>
   <w:style w:type="paragraph" w:customStyle="1" w:styleId="10">
     <w:name w:val="WPSOffice手动目录 2"/>
+    <w:qFormat/>
     <w:uiPriority w:val="0"/>
     <w:pPr>
       <w:ind w:leftChars="200"/>
     </w:pPr>
     <w:rPr>
+      <w:rFonts w:ascii="Times New Roman" w:hAnsi="Times New Roman" w:eastAsia="SimSun" w:cs="Times New Roman"/>
       <w:sz w:val="20"/>
       <w:szCs w:val="20"/>
     </w:rPr>

--- a/labs/lab7/lab7.docx
+++ b/labs/lab7/lab7.docx
@@ -8255,7 +8255,20 @@
           <w:szCs w:val="28"/>
           <w:lang w:val="en-US" w:eastAsia="zh-CN" w:bidi="ar"/>
         </w:rPr>
-        <w:t>1 Выполнение работы</w:t>
+        <w:t>1 Выпол</w:t>
+      </w:r>
+      <w:bookmarkStart w:id="23" w:name="_GoBack"/>
+      <w:bookmarkEnd w:id="23"/>
+      <w:r>
+        <w:rPr>
+          <w:rFonts w:ascii="Arial" w:hAnsi="Arial" w:eastAsia="SimSun" w:cs="Arial"/>
+          <w:color w:val="000000"/>
+          <w:kern w:val="0"/>
+          <w:sz w:val="28"/>
+          <w:szCs w:val="28"/>
+          <w:lang w:val="en-US" w:eastAsia="zh-CN" w:bidi="ar"/>
+        </w:rPr>
+        <w:t>нение работы</w:t>
       </w:r>
       <w:bookmarkEnd w:id="1"/>
     </w:p>
@@ -10716,21 +10729,7 @@
           <w:shd w:val="clear" w:color="auto" w:fill="auto"/>
           <w:lang w:val="ru-RU" w:eastAsia="zh-CN"/>
         </w:rPr>
-        <w:t>. На рисунке 5 представлен код полученной  </w:t>
-      </w:r>
-      <w:bookmarkStart w:id="23" w:name="_GoBack"/>
-      <w:bookmarkEnd w:id="23"/>
-      <w:r>
-        <w:rPr>
-          <w:rFonts w:hint="default" w:ascii="Times New Roman" w:hAnsi="Times New Roman" w:eastAsia="SimSun" w:cs="Times New Roman"/>
-          <w:color w:val="auto"/>
-          <w:kern w:val="0"/>
-          <w:sz w:val="24"/>
-          <w:szCs w:val="24"/>
-          <w:shd w:val="clear" w:color="auto" w:fill="auto"/>
-          <w:lang w:val="ru-RU" w:eastAsia="zh-CN"/>
-        </w:rPr>
-        <w:t>программы.</w:t>
+        <w:t>. На рисунке 5 представлен код полученной  программы.</w:t>
       </w:r>
     </w:p>
     <w:p>
